--- a/rapports/2026-06-06/EQ12/EQ12_enq2_v2/DR_043101000173/33-39-78-33.docx
+++ b/rapports/2026-06-06/EQ12/EQ12_enq2_v2/DR_043101000173/33-39-78-33.docx
@@ -297,7 +297,7 @@
           <w:color w:val="1F6FEB"/>
           <w:sz w:val="22"/>
         </w:rPr>
-        <w:t>⚠ INCOHÉRENCES À CORRIGER (185)</w:t>
+        <w:t>⚠ INCOHÉRENCES À CORRIGER (183)</w:t>
       </w:r>
     </w:p>
     <w:tbl>
@@ -994,7 +994,7 @@
                 <w:color w:val="16A34A"/>
                 <w:sz w:val="16"/>
               </w:rPr>
-              <w:t>—</w:t>
+              <w:t>s02q33, s01q00b</w:t>
             </w:r>
           </w:p>
         </w:tc>
@@ -1025,7 +1025,7 @@
                 <w:i w:val="0"/>
                 <w:sz w:val="17"/>
               </w:rPr>
-              <w:t>Incohérence!!! seulement les écoles privées paient les frais de scolarité (y compris les frais d'inscription).</w:t>
+              <w:t>Incoherent!!! La dernière fois que MAME AMY DIOP a  fréquenté l'école est 9999.</w:t>
             </w:r>
           </w:p>
         </w:tc>
@@ -1115,7 +1115,7 @@
                 <w:i w:val="0"/>
                 <w:sz w:val="17"/>
               </w:rPr>
-              <w:t>Incoherent!!! La dernière fois que MAME AMY DIOP a  fréquenté l'école est 9999.</w:t>
+              <w:t>Incoherent!!! La dernière fois que DEMBA DIALLO a  fréquenté l'école est 9999.</w:t>
             </w:r>
           </w:p>
         </w:tc>
@@ -1174,7 +1174,7 @@
                 <w:color w:val="16A34A"/>
                 <w:sz w:val="16"/>
               </w:rPr>
-              <w:t>s02q33, s01q00b</w:t>
+              <w:t>s01q32, s01q36, s01q38, s04q37_modif, s02q33, s02q34, s01q00b</w:t>
             </w:r>
           </w:p>
         </w:tc>
@@ -1205,7 +1205,7 @@
                 <w:i w:val="0"/>
                 <w:sz w:val="17"/>
               </w:rPr>
-              <w:t>Incoherent!!! La dernière fois que DEMBA DIALLO a  fréquenté l'école est 9999.</w:t>
+              <w:t>Peu probable!!! Vu l'âge (22 ans) de BAYE OUMAR DIALLO ou l'année à laquelle BAYE OUMAR DIALLO a fréquenté l'école pour la dernière fois (2016) le dernier diplome de BAYE OUMAR DIALLO ne peut être le Certificat d'études primaires (CEP), prière de corriger cette incohérence ou confirmer avec le QG.</w:t>
             </w:r>
           </w:p>
         </w:tc>
@@ -1238,7 +1238,7 @@
                 <w:i w:val="0"/>
                 <w:sz w:val="16"/>
               </w:rPr>
-              <w:t>S02</w:t>
+              <w:t>S03</w:t>
               <w:br/>
             </w:r>
             <w:r>
@@ -1248,7 +1248,7 @@
                 <w:color w:val="64748B"/>
                 <w:sz w:val="14"/>
               </w:rPr>
-              <w:t>Éducation</w:t>
+              <w:t>Santé</w:t>
             </w:r>
           </w:p>
         </w:tc>
@@ -1264,7 +1264,7 @@
                 <w:color w:val="16A34A"/>
                 <w:sz w:val="16"/>
               </w:rPr>
-              <w:t>s01q32, s01q36, s01q38, s04q37_modif, s02q33, s02q34, s01q00b</w:t>
+              <w:t>s03q14, s03q15, s03q17, s03q18, s03q19, s03q20, s03q21</w:t>
             </w:r>
           </w:p>
         </w:tc>
@@ -1295,7 +1295,7 @@
                 <w:i w:val="0"/>
                 <w:sz w:val="17"/>
               </w:rPr>
-              <w:t>Peu probable!!! Vu l'âge (22 ans) de BAYE OUMAR DIALLO ou l'année à laquelle BAYE OUMAR DIALLO a fréquenté l'école pour la dernière fois (2016) le dernier diplome de BAYE OUMAR DIALLO ne peut être le Certificat d'études primaires (CEP), prière de corriger cette incohérence ou confirmer avec le QG.</w:t>
+              <w:t>Incoherence!!! MOUHAMADOU RASSOUL DIALLO a consulté dans un service de santé ou un guérisseur au cours des 3 derniers mois sans hospitalisation (3.13=Oui) mais la depense liée à cette consultation est nulle 0 ou ne sait pas partout dans les questions (s03q14 s03q15 s03q17 s03q18 s03q19 s03q20 s03q21).</w:t>
             </w:r>
           </w:p>
         </w:tc>
@@ -1310,10 +1310,10 @@
               <w:rPr>
                 <w:b/>
                 <w:i w:val="0"/>
-                <w:color w:val="DC2626"/>
-                <w:sz w:val="16"/>
-              </w:rPr>
-              <w:t>Haute</w:t>
+                <w:color w:val="EA580C"/>
+                <w:sz w:val="16"/>
+              </w:rPr>
+              <w:t>Moyenne</w:t>
             </w:r>
           </w:p>
         </w:tc>
@@ -1328,7 +1328,7 @@
                 <w:i w:val="0"/>
                 <w:sz w:val="16"/>
               </w:rPr>
-              <w:t>S03</w:t>
+              <w:t>S00</w:t>
               <w:br/>
             </w:r>
             <w:r>
@@ -1338,7 +1338,7 @@
                 <w:color w:val="64748B"/>
                 <w:sz w:val="14"/>
               </w:rPr>
-              <w:t>Santé</w:t>
+              <w:t>Identification</w:t>
             </w:r>
           </w:p>
         </w:tc>
@@ -1354,7 +1354,7 @@
                 <w:color w:val="16A34A"/>
                 <w:sz w:val="16"/>
               </w:rPr>
-              <w:t>s03q14, s03q15, s03q17, s03q18, s03q19, s03q20, s03q21</w:t>
+              <w:t>s00q07a, s00q08, s00q10, s00q13_0, s00q15_0, s00q17_0, s00q23a, s00q23b</w:t>
             </w:r>
           </w:p>
         </w:tc>
@@ -1385,7 +1385,7 @@
                 <w:i w:val="0"/>
                 <w:sz w:val="17"/>
               </w:rPr>
-              <w:t>Incoherence!!! MOUHAMADOU RASSOUL DIALLO a consulté dans un service de santé ou un guérisseur au cours des 3 derniers mois sans hospitalisation (3.13=Oui) mais la depense liée à cette consultation est nulle 0 ou ne sait pas partout dans les questions (s03q14 s03q15 s03q17 s03q18 s03q19 s03q20 s03q21).</w:t>
+              <w:t>Prière de renseigner toutes les informations du ménage dans la section 0 avant d'entamer les autres informations.</w:t>
             </w:r>
           </w:p>
         </w:tc>
@@ -1444,7 +1444,7 @@
                 <w:color w:val="16A34A"/>
                 <w:sz w:val="16"/>
               </w:rPr>
-              <w:t>s00q07a, s00q08, s00q10, s00q13_0, s00q15_0, s00q17_0, s00q23a, s00q23b</w:t>
+              <w:t>—</w:t>
             </w:r>
           </w:p>
         </w:tc>
@@ -1475,7 +1475,7 @@
                 <w:i w:val="0"/>
                 <w:sz w:val="17"/>
               </w:rPr>
-              <w:t>Prière de renseigner toutes les informations du ménage dans la section 0 avant d'entamer les autres informations.</w:t>
+              <w:t>Attention! Il manque des informations non renseignées dans la section 0, prière de regarder toutes les autres informations dans l'identification du ménage (IDENTIFICATION ET RENSEIGNEMENTS DE CONTROLE) ou dans OBSERVATIONS pour pouvoir renseigné toutes les questions liées au ménage.</w:t>
             </w:r>
           </w:p>
         </w:tc>
@@ -1508,7 +1508,7 @@
                 <w:i w:val="0"/>
                 <w:sz w:val="16"/>
               </w:rPr>
-              <w:t>S00</w:t>
+              <w:t>S01</w:t>
               <w:br/>
             </w:r>
             <w:r>
@@ -1518,7 +1518,7 @@
                 <w:color w:val="64748B"/>
                 <w:sz w:val="14"/>
               </w:rPr>
-              <w:t>Identification</w:t>
+              <w:t>Démographie</w:t>
             </w:r>
           </w:p>
         </w:tc>
@@ -1534,7 +1534,7 @@
                 <w:color w:val="16A34A"/>
                 <w:sz w:val="16"/>
               </w:rPr>
-              <w:t>—</w:t>
+              <w:t>s01q41, s01q00b</w:t>
             </w:r>
           </w:p>
         </w:tc>
@@ -1565,7 +1565,7 @@
                 <w:i w:val="0"/>
                 <w:sz w:val="17"/>
               </w:rPr>
-              <w:t>Attention! Il manque des informations non renseignées dans la section 0, prière de regarder toutes les autres informations dans l'identification du ménage (IDENTIFICATION ET RENSEIGNEMENTS DE CONTROLE) ou dans OBSERVATIONS pour pouvoir renseigné toutes les questions liées au ménage.</w:t>
+              <w:t>Le montant dépensé ou reçu en cadeau pour les cartes prépayées, les transferts de crédit et les abonnements de  BAYE OUMAR DIALLO semble élevé ou faible , prière de corriger ou de confirmer l'information avec le QG.</w:t>
             </w:r>
           </w:p>
         </w:tc>
@@ -1624,7 +1624,7 @@
                 <w:color w:val="16A34A"/>
                 <w:sz w:val="16"/>
               </w:rPr>
-              <w:t>s01q41, s01q00b</w:t>
+              <w:t>s01q41a, s01q00b</w:t>
             </w:r>
           </w:p>
         </w:tc>
@@ -1655,7 +1655,7 @@
                 <w:i w:val="0"/>
                 <w:sz w:val="17"/>
               </w:rPr>
-              <w:t>Le montant dépensé ou reçu en cadeau pour les cartes prépayées, les transferts de crédit et les abonnements de  BAYE OUMAR DIALLO semble élevé ou faible , prière de corriger ou de confirmer l'information avec le QG.</w:t>
+              <w:t>Le montant dépensé ou reçu en cadeau pour les recharges internet ou de forfaits de données mobiles(hors appels vocaux), aucours des 30 derniers jours de BAYE OUMAR DIALLO semble élevé ou faible, prière de corriger ou de confirmer l'information avec le QG.</w:t>
             </w:r>
           </w:p>
         </w:tc>
@@ -1714,7 +1714,7 @@
                 <w:color w:val="16A34A"/>
                 <w:sz w:val="16"/>
               </w:rPr>
-              <w:t>s01q41a, s01q00b</w:t>
+              <w:t>s01q28, s01q29, s01q30, s01q00b</w:t>
             </w:r>
           </w:p>
         </w:tc>
@@ -1745,7 +1745,7 @@
                 <w:i w:val="0"/>
                 <w:sz w:val="17"/>
               </w:rPr>
-              <w:t>Le montant dépensé ou reçu en cadeau pour les recharges internet ou de forfaits de données mobiles(hors appels vocaux), aucours des 30 derniers jours de BAYE OUMAR DIALLO semble élevé ou faible, prière de corriger ou de confirmer l'information avec le QG.</w:t>
+              <w:t>Les données sur les niveaux d'études, les fonctions et les caracteristiques sociodemographiques du père biologique de BAYE NIASS BITEYE manquent.</w:t>
             </w:r>
           </w:p>
         </w:tc>
@@ -1804,7 +1804,7 @@
                 <w:color w:val="16A34A"/>
                 <w:sz w:val="16"/>
               </w:rPr>
-              <w:t>s01q28, s01q29, s01q30, s01q00b</w:t>
+              <w:t>—</w:t>
             </w:r>
           </w:p>
         </w:tc>
@@ -1835,7 +1835,7 @@
                 <w:i w:val="0"/>
                 <w:sz w:val="17"/>
               </w:rPr>
-              <w:t>Les données sur les niveaux d'études, les fonctions et les caracteristiques sociodemographiques du père biologique de BAYE NIASS BITEYE manquent.</w:t>
+              <w:t>Veuillez les renseigner.</w:t>
             </w:r>
           </w:p>
         </w:tc>
@@ -1894,7 +1894,7 @@
                 <w:color w:val="16A34A"/>
                 <w:sz w:val="16"/>
               </w:rPr>
-              <w:t>—</w:t>
+              <w:t>s00q08, s01q35, s01q36, s01q37, s01q00b</w:t>
             </w:r>
           </w:p>
         </w:tc>
@@ -1925,7 +1925,7 @@
                 <w:i w:val="0"/>
                 <w:sz w:val="17"/>
               </w:rPr>
-              <w:t>Veuillez les renseigner.</w:t>
+              <w:t>Les données sur les niveaux d'études, les fonctions et les caracteristiques sociodemographiques de la mère biologique de  BAYE NIASS BITEYE  manquent.</w:t>
             </w:r>
           </w:p>
         </w:tc>
@@ -1984,7 +1984,7 @@
                 <w:color w:val="16A34A"/>
                 <w:sz w:val="16"/>
               </w:rPr>
-              <w:t>s00q08, s01q35, s01q36, s01q37, s01q00b</w:t>
+              <w:t>s01q28, s01q29, s01q30, s01q00b</w:t>
             </w:r>
           </w:p>
         </w:tc>
@@ -2015,7 +2015,7 @@
                 <w:i w:val="0"/>
                 <w:sz w:val="17"/>
               </w:rPr>
-              <w:t>Les données sur les niveaux d'études, les fonctions et les caracteristiques sociodemographiques de la mère biologique de  BAYE NIASS BITEYE  manquent.</w:t>
+              <w:t>Les données sur les niveaux d'études, les fonctions et les caracteristiques sociodemographiques du père biologique de FATOU DIALLO manquent.</w:t>
             </w:r>
           </w:p>
         </w:tc>
@@ -2074,7 +2074,7 @@
                 <w:color w:val="16A34A"/>
                 <w:sz w:val="16"/>
               </w:rPr>
-              <w:t>s01q28, s01q29, s01q30, s01q00b</w:t>
+              <w:t>s00q08, s01q35, s01q36, s01q37, s01q00b</w:t>
             </w:r>
           </w:p>
         </w:tc>
@@ -2105,7 +2105,7 @@
                 <w:i w:val="0"/>
                 <w:sz w:val="17"/>
               </w:rPr>
-              <w:t>Les données sur les niveaux d'études, les fonctions et les caracteristiques sociodemographiques du père biologique de FATOU DIALLO manquent.</w:t>
+              <w:t>Les données sur les niveaux d'études, les fonctions et les caracteristiques sociodemographiques de la mère biologique de  FATOU DIALLO  manquent.</w:t>
             </w:r>
           </w:p>
         </w:tc>
@@ -2164,7 +2164,7 @@
                 <w:color w:val="16A34A"/>
                 <w:sz w:val="16"/>
               </w:rPr>
-              <w:t>s00q08, s01q35, s01q36, s01q37, s01q00b</w:t>
+              <w:t>s01q10_1</w:t>
             </w:r>
           </w:p>
         </w:tc>
@@ -2195,7 +2195,7 @@
                 <w:i w:val="0"/>
                 <w:sz w:val="17"/>
               </w:rPr>
-              <w:t>Les données sur les niveaux d'études, les fonctions et les caracteristiques sociodemographiques de la mère biologique de  FATOU DIALLO  manquent.</w:t>
+              <w:t>La taille du ménage lors de l'enquête principale (10) de ce ménage est inférieur à la taille du denombrement (11), prière de fournir des explications concrètes ou aller revisiter le ménage.</w:t>
             </w:r>
           </w:p>
         </w:tc>
@@ -2254,7 +2254,7 @@
                 <w:color w:val="16A34A"/>
                 <w:sz w:val="16"/>
               </w:rPr>
-              <w:t>s01q10_1</w:t>
+              <w:t>s01q11</w:t>
             </w:r>
           </w:p>
         </w:tc>
@@ -2270,7 +2270,7 @@
                 <w:color w:val="64748B"/>
                 <w:sz w:val="16"/>
               </w:rPr>
-              <w:t>GT-CQ</w:t>
+              <w:t>Natif SuSo</w:t>
             </w:r>
           </w:p>
         </w:tc>
@@ -2285,187 +2285,7 @@
                 <w:i w:val="0"/>
                 <w:sz w:val="17"/>
               </w:rPr>
-              <w:t>La taille du ménage lors de l'enquête principale (10) de ce ménage est inférieur à la taille du denombrement (11), prière de fournir des explications concrètes ou aller revisiter le ménage.</w:t>
-            </w:r>
-          </w:p>
-        </w:tc>
-      </w:tr>
-      <w:tr>
-        <w:tc>
-          <w:tcPr>
-            <w:tcW w:type="dxa" w:w="964"/>
-          </w:tcPr>
-          <w:p>
-            <w:r>
-              <w:rPr>
-                <w:b/>
-                <w:i w:val="0"/>
-                <w:color w:val="EA580C"/>
-                <w:sz w:val="16"/>
-              </w:rPr>
-              <w:t>Moyenne</w:t>
-            </w:r>
-          </w:p>
-        </w:tc>
-        <w:tc>
-          <w:tcPr>
-            <w:tcW w:type="dxa" w:w="1247"/>
-          </w:tcPr>
-          <w:p>
-            <w:r>
-              <w:rPr>
-                <w:b/>
-                <w:i w:val="0"/>
-                <w:sz w:val="16"/>
-              </w:rPr>
-              <w:t>S01</w:t>
-              <w:br/>
-            </w:r>
-            <w:r>
-              <w:rPr>
-                <w:b w:val="0"/>
-                <w:i w:val="0"/>
-                <w:color w:val="64748B"/>
-                <w:sz w:val="14"/>
-              </w:rPr>
-              <w:t>Démographie</w:t>
-            </w:r>
-          </w:p>
-        </w:tc>
-        <w:tc>
-          <w:tcPr>
-            <w:tcW w:type="dxa" w:w="1531"/>
-          </w:tcPr>
-          <w:p>
-            <w:r>
-              <w:rPr>
-                <w:b/>
-                <w:i w:val="0"/>
-                <w:color w:val="16A34A"/>
-                <w:sz w:val="16"/>
-              </w:rPr>
-              <w:t>s01q11</w:t>
-            </w:r>
-          </w:p>
-        </w:tc>
-        <w:tc>
-          <w:tcPr>
-            <w:tcW w:type="dxa" w:w="1191"/>
-          </w:tcPr>
-          <w:p>
-            <w:r>
-              <w:rPr>
-                <w:b w:val="0"/>
-                <w:i w:val="0"/>
-                <w:color w:val="64748B"/>
-                <w:sz w:val="16"/>
-              </w:rPr>
-              <w:t>Natif SuSo</w:t>
-            </w:r>
-          </w:p>
-        </w:tc>
-        <w:tc>
-          <w:tcPr>
-            <w:tcW w:type="dxa" w:w="4706"/>
-          </w:tcPr>
-          <w:p>
-            <w:r>
-              <w:rPr>
-                <w:b w:val="0"/>
-                <w:i w:val="0"/>
-                <w:sz w:val="17"/>
-              </w:rPr>
               <w:t>"Erreur. %rostertitle% est le répondant. Alors la seule réponse possible pour %rostertitle% à cette question devrait donc être ""Présent vu"". Veuillez corriger."</w:t>
-            </w:r>
-          </w:p>
-        </w:tc>
-      </w:tr>
-      <w:tr>
-        <w:tc>
-          <w:tcPr>
-            <w:tcW w:type="dxa" w:w="964"/>
-          </w:tcPr>
-          <w:p>
-            <w:r>
-              <w:rPr>
-                <w:b/>
-                <w:i w:val="0"/>
-                <w:color w:val="EA580C"/>
-                <w:sz w:val="16"/>
-              </w:rPr>
-              <w:t>Moyenne</w:t>
-            </w:r>
-          </w:p>
-        </w:tc>
-        <w:tc>
-          <w:tcPr>
-            <w:tcW w:type="dxa" w:w="1247"/>
-          </w:tcPr>
-          <w:p>
-            <w:r>
-              <w:rPr>
-                <w:b/>
-                <w:i w:val="0"/>
-                <w:sz w:val="16"/>
-              </w:rPr>
-              <w:t>S02</w:t>
-              <w:br/>
-            </w:r>
-            <w:r>
-              <w:rPr>
-                <w:b w:val="0"/>
-                <w:i w:val="0"/>
-                <w:color w:val="64748B"/>
-                <w:sz w:val="14"/>
-              </w:rPr>
-              <w:t>Éducation</w:t>
-            </w:r>
-          </w:p>
-        </w:tc>
-        <w:tc>
-          <w:tcPr>
-            <w:tcW w:type="dxa" w:w="1531"/>
-          </w:tcPr>
-          <w:p>
-            <w:r>
-              <w:rPr>
-                <w:b/>
-                <w:i w:val="0"/>
-                <w:color w:val="16A34A"/>
-                <w:sz w:val="16"/>
-              </w:rPr>
-              <w:t>—</w:t>
-            </w:r>
-          </w:p>
-        </w:tc>
-        <w:tc>
-          <w:tcPr>
-            <w:tcW w:type="dxa" w:w="1191"/>
-          </w:tcPr>
-          <w:p>
-            <w:r>
-              <w:rPr>
-                <w:b w:val="0"/>
-                <w:i w:val="0"/>
-                <w:color w:val="64748B"/>
-                <w:sz w:val="16"/>
-              </w:rPr>
-              <w:t>GT-CQ</w:t>
-            </w:r>
-          </w:p>
-        </w:tc>
-        <w:tc>
-          <w:tcPr>
-            <w:tcW w:type="dxa" w:w="4706"/>
-          </w:tcPr>
-          <w:p>
-            <w:r>
-              <w:rPr>
-                <w:b w:val="0"/>
-                <w:i w:val="0"/>
-                <w:sz w:val="17"/>
-              </w:rPr>
-              <w:t>veuillez, s'il vous plait, confirmer les frais de scolarité ( 12000 FCFA) payée de BINETA DIAGNE DIALLO avec le QG ou apporter les corrections nécessaires.</w:t>
             </w:r>
           </w:p>
         </w:tc>
